--- a/dosyalar/sinavlar/6-sinif/arapca-6-2d2y-klasik.docx
+++ b/dosyalar/sinavlar/6-sinif/arapca-6-2d2y-klasik.docx
@@ -754,7 +754,7 @@
                 <w:szCs w:val="30"/>
                 <w:rtl/>
               </w:rPr>
-              <w:t xml:space="preserve">مَطَرٌ</w:t>
+              <w:t xml:space="preserve">مُشْمِسٌ</w:t>
             </w:r>
           </w:p>
         </w:tc>
@@ -850,7 +850,7 @@
                 <w:szCs w:val="30"/>
                 <w:rtl/>
               </w:rPr>
-              <w:t xml:space="preserve">ثَلْجٌ</w:t>
+              <w:t xml:space="preserve">مُمْطِرٌ</w:t>
             </w:r>
           </w:p>
         </w:tc>
@@ -946,7 +946,7 @@
                 <w:szCs w:val="30"/>
                 <w:rtl/>
               </w:rPr>
-              <w:t xml:space="preserve">رِيَاحٌ</w:t>
+              <w:t xml:space="preserve">مُثْلِجٌ</w:t>
             </w:r>
           </w:p>
         </w:tc>
@@ -1042,7 +1042,7 @@
                 <w:szCs w:val="30"/>
                 <w:rtl/>
               </w:rPr>
-              <w:t xml:space="preserve">شَمْسٌ</w:t>
+              <w:t xml:space="preserve">مِعْطَفٌ</w:t>
             </w:r>
           </w:p>
         </w:tc>
@@ -1138,7 +1138,7 @@
                 <w:szCs w:val="30"/>
                 <w:rtl/>
               </w:rPr>
-              <w:t xml:space="preserve">سَحَابٌ</w:t>
+              <w:t xml:space="preserve">مِظَلَّةٌ</w:t>
             </w:r>
           </w:p>
         </w:tc>
@@ -1629,7 +1629,7 @@
                 <w:sz w:val="20"/>
                 <w:szCs w:val="20"/>
               </w:rPr>
-              <w:t xml:space="preserve">Gökyüzü açıktır.</w:t>
+              <w:t xml:space="preserve">Bugün hava yağmurludur.</w:t>
             </w:r>
           </w:p>
         </w:tc>
@@ -1725,7 +1725,7 @@
                 <w:sz w:val="20"/>
                 <w:szCs w:val="20"/>
               </w:rPr>
-              <w:t xml:space="preserve">Yaz mevsiminde hava sıcaktır.</w:t>
+              <w:t xml:space="preserve">Ben paltoyu giyiyorum.</w:t>
             </w:r>
           </w:p>
         </w:tc>
@@ -1821,7 +1821,7 @@
                 <w:sz w:val="20"/>
                 <w:szCs w:val="20"/>
               </w:rPr>
-              <w:t xml:space="preserve">Kışı severim.</w:t>
+              <w:t xml:space="preserve">Şemsiyeyi alıyorum.</w:t>
             </w:r>
           </w:p>
         </w:tc>
@@ -1917,7 +1917,7 @@
                 <w:sz w:val="20"/>
                 <w:szCs w:val="20"/>
               </w:rPr>
-              <w:t xml:space="preserve">Yağmuru sevmem.</w:t>
+              <w:t xml:space="preserve">Gömleğin rengi nedir?</w:t>
             </w:r>
           </w:p>
         </w:tc>
@@ -2123,7 +2123,7 @@
                 <w:szCs w:val="28"/>
                 <w:rtl/>
               </w:rPr>
-              <w:t xml:space="preserve">اَلرَّبِيعُ</w:t>
+              <w:t xml:space="preserve">قَمِيصٌ</w:t>
             </w:r>
           </w:p>
         </w:tc>
@@ -2221,7 +2221,7 @@
                 <w:sz w:val="20"/>
                 <w:szCs w:val="20"/>
               </w:rPr>
-              <w:t xml:space="preserve">Soğuk</w:t>
+              <w:t xml:space="preserve">Mavi</w:t>
             </w:r>
           </w:p>
         </w:tc>
@@ -2293,7 +2293,7 @@
                 <w:szCs w:val="28"/>
                 <w:rtl/>
               </w:rPr>
-              <w:t xml:space="preserve">اَلصَّيْفُ</w:t>
+              <w:t xml:space="preserve">حِذَاءٌ</w:t>
             </w:r>
           </w:p>
         </w:tc>
@@ -2391,7 +2391,7 @@
                 <w:sz w:val="20"/>
                 <w:szCs w:val="20"/>
               </w:rPr>
-              <w:t xml:space="preserve">İlkbahar</w:t>
+              <w:t xml:space="preserve">Gömlek</w:t>
             </w:r>
           </w:p>
         </w:tc>
@@ -2463,7 +2463,7 @@
                 <w:szCs w:val="28"/>
                 <w:rtl/>
               </w:rPr>
-              <w:t xml:space="preserve">اَلْخَرِيفُ</w:t>
+              <w:t xml:space="preserve">قُبَّعَةٌ</w:t>
             </w:r>
           </w:p>
         </w:tc>
@@ -2561,7 +2561,7 @@
                 <w:sz w:val="20"/>
                 <w:szCs w:val="20"/>
               </w:rPr>
-              <w:t xml:space="preserve">Kış</w:t>
+              <w:t xml:space="preserve">Çorap</w:t>
             </w:r>
           </w:p>
         </w:tc>
@@ -2633,7 +2633,7 @@
                 <w:szCs w:val="28"/>
                 <w:rtl/>
               </w:rPr>
-              <w:t xml:space="preserve">اَلشِّتَاءُ</w:t>
+              <w:t xml:space="preserve">جَوْرَبٌ</w:t>
             </w:r>
           </w:p>
         </w:tc>
@@ -2731,7 +2731,7 @@
                 <w:sz w:val="20"/>
                 <w:szCs w:val="20"/>
               </w:rPr>
-              <w:t xml:space="preserve">Sıcak</w:t>
+              <w:t xml:space="preserve">Kırmızı</w:t>
             </w:r>
           </w:p>
         </w:tc>
@@ -2803,7 +2803,7 @@
                 <w:szCs w:val="28"/>
                 <w:rtl/>
               </w:rPr>
-              <w:t xml:space="preserve">حَارٌّ</w:t>
+              <w:t xml:space="preserve">أَحْمَرُ</w:t>
             </w:r>
           </w:p>
         </w:tc>
@@ -2901,7 +2901,7 @@
                 <w:sz w:val="20"/>
                 <w:szCs w:val="20"/>
               </w:rPr>
-              <w:t xml:space="preserve">Sonbahar</w:t>
+              <w:t xml:space="preserve">Şapka</w:t>
             </w:r>
           </w:p>
         </w:tc>
@@ -2973,7 +2973,7 @@
                 <w:szCs w:val="28"/>
                 <w:rtl/>
               </w:rPr>
-              <w:t xml:space="preserve">بَارِدٌ</w:t>
+              <w:t xml:space="preserve">أَزْرَقُ</w:t>
             </w:r>
           </w:p>
         </w:tc>
@@ -3071,7 +3071,7 @@
                 <w:sz w:val="20"/>
                 <w:szCs w:val="20"/>
               </w:rPr>
-              <w:t xml:space="preserve">Yaz</w:t>
+              <w:t xml:space="preserve">Ayakkabı</w:t>
             </w:r>
           </w:p>
         </w:tc>
@@ -3223,7 +3223,7 @@
                 <w:szCs w:val="30"/>
                 <w:rtl/>
               </w:rPr>
-              <w:t xml:space="preserve">اَلْجَوُّ   —   صَافِيَةٌ   —   الشِّتَاءِ   —   الْمَطَرُ   —   مُعْتَدِلٌ   —   الْفُصُولِ   —   أُحِبُّ</w:t>
+              <w:t xml:space="preserve">اَلْجَوُّ   —   مُمْطِرٌ   —   مُشْمِسٌ   —   الْمِعْطَفَ   —   الْمِظَلَّةَ   —   لَوْنُ   —   غَدًا</w:t>
             </w:r>
           </w:p>
         </w:tc>
@@ -3402,7 +3402,7 @@
                 <w:szCs w:val="28"/>
                 <w:rtl/>
               </w:rPr>
-              <w:t xml:space="preserve">اَلسَّمَاءُ ……………………… الْيَوْمَ.</w:t>
+              <w:t xml:space="preserve">اَلْجَوُّ ……………………… ، أَنَا آخُذُ الْمِظَلَّةَ.</w:t>
             </w:r>
           </w:p>
         </w:tc>
@@ -3474,7 +3474,7 @@
                 <w:szCs w:val="28"/>
                 <w:rtl/>
               </w:rPr>
-              <w:t xml:space="preserve">يَنْزِلُ الثَّلْجُ فِي فَصْلِ ……………………… .</w:t>
+              <w:t xml:space="preserve">اَلْجَوُّ ……………………… الْيَوْمَ.</w:t>
             </w:r>
           </w:p>
         </w:tc>
@@ -3546,7 +3546,7 @@
                 <w:szCs w:val="28"/>
                 <w:rtl/>
               </w:rPr>
-              <w:t xml:space="preserve">يَنْزِلُ ……………………… فِي فَصْلِ الْخَرِيفِ.</w:t>
+              <w:t xml:space="preserve">أَنَا أَلْبَسُ ……………………… فِي الْجَوِّ الْبَارِدِ.</w:t>
             </w:r>
           </w:p>
         </w:tc>
@@ -3618,7 +3618,7 @@
                 <w:szCs w:val="28"/>
                 <w:rtl/>
               </w:rPr>
-              <w:t xml:space="preserve">اَلْجَوُّ فِي الرَّبِيعِ ……………………… .</w:t>
+              <w:t xml:space="preserve">أَنَا آخُذُ ……………………… فِي الْجَوِّ الْمُمْطِرِ.</w:t>
             </w:r>
           </w:p>
         </w:tc>
@@ -3690,7 +3690,7 @@
                 <w:szCs w:val="28"/>
                 <w:rtl/>
               </w:rPr>
-              <w:t xml:space="preserve">اَلسَّنَةُ أَرْبَعَةٌ مِنَ ……………………… .</w:t>
+              <w:t xml:space="preserve">مَا ……………………… قُبَّعَتِكَ؟</w:t>
             </w:r>
           </w:p>
         </w:tc>
@@ -3762,7 +3762,7 @@
                 <w:szCs w:val="28"/>
                 <w:rtl/>
               </w:rPr>
-              <w:t xml:space="preserve">أَنَا ……………………… فَصْلَ الصَّيْفِ.</w:t>
+              <w:t xml:space="preserve">سَأَلْبَسُ الْقَمِيصَ ……………………… .</w:t>
             </w:r>
           </w:p>
         </w:tc>
@@ -4093,7 +4093,7 @@
                 <w:szCs w:val="28"/>
                 <w:rtl/>
               </w:rPr>
-              <w:t xml:space="preserve">أَيْنَ الشَّمْسُ؟</w:t>
+              <w:t xml:space="preserve">مَا لَوْنُكَ؟</w:t>
             </w:r>
           </w:p>
         </w:tc>
@@ -4116,7 +4116,7 @@
           <w:sz w:val="20"/>
           <w:szCs w:val="20"/>
         </w:rPr>
-        <w:t xml:space="preserve">2.  «اَلسَّمَاءُ غَائِمَةٌ» cümlesinin Türkçe anlamı hangisidir?</w:t>
+        <w:t xml:space="preserve">2.  «اَلْجَوُّ مُثْلِجٌ» cümlesinin Türkçe anlamı hangisidir?</w:t>
       </w:r>
     </w:p>
     <w:tbl>
@@ -4184,7 +4184,7 @@
                 <w:sz w:val="20"/>
                 <w:szCs w:val="20"/>
               </w:rPr>
-              <w:t xml:space="preserve">Gökyüzü açıktır.</w:t>
+              <w:t xml:space="preserve">Hava güneşlidir.</w:t>
             </w:r>
           </w:p>
         </w:tc>
@@ -4233,7 +4233,7 @@
                 <w:sz w:val="20"/>
                 <w:szCs w:val="20"/>
               </w:rPr>
-              <w:t xml:space="preserve">Gökyüzü bulutludur.</w:t>
+              <w:t xml:space="preserve">Hava karlıdır.</w:t>
             </w:r>
           </w:p>
         </w:tc>
@@ -4287,7 +4287,7 @@
                 <w:sz w:val="20"/>
                 <w:szCs w:val="20"/>
               </w:rPr>
-              <w:t xml:space="preserve">Hava soğuktur.</w:t>
+              <w:t xml:space="preserve">Hava yağmurludur.</w:t>
             </w:r>
           </w:p>
         </w:tc>
@@ -4336,7 +4336,7 @@
                 <w:sz w:val="20"/>
                 <w:szCs w:val="20"/>
               </w:rPr>
-              <w:t xml:space="preserve">Yağmur yağıyor.</w:t>
+              <w:t xml:space="preserve">Hava ılıktır.</w:t>
             </w:r>
           </w:p>
         </w:tc>
@@ -4359,7 +4359,7 @@
           <w:sz w:val="20"/>
           <w:szCs w:val="20"/>
         </w:rPr>
-        <w:t xml:space="preserve">3.  Aşağıdakilerden hangisi bir mevsim adı değildir?</w:t>
+        <w:t xml:space="preserve">3.  Aşağıdakilerden hangisi bir kıyafet adı değildir?</w:t>
       </w:r>
     </w:p>
     <w:tbl>
@@ -4428,7 +4428,7 @@
                 <w:szCs w:val="28"/>
                 <w:rtl/>
               </w:rPr>
-              <w:t xml:space="preserve">اَلرَّبِيعُ</w:t>
+              <w:t xml:space="preserve">قَمِيصٌ</w:t>
             </w:r>
           </w:p>
         </w:tc>
@@ -4478,7 +4478,7 @@
                 <w:szCs w:val="28"/>
                 <w:rtl/>
               </w:rPr>
-              <w:t xml:space="preserve">اَلْخَرِيفُ</w:t>
+              <w:t xml:space="preserve">حِذَاءٌ</w:t>
             </w:r>
           </w:p>
         </w:tc>
@@ -4533,7 +4533,7 @@
                 <w:szCs w:val="28"/>
                 <w:rtl/>
               </w:rPr>
-              <w:t xml:space="preserve">اَلثَّلْجُ</w:t>
+              <w:t xml:space="preserve">مُعْتَدِلٌ</w:t>
             </w:r>
           </w:p>
         </w:tc>
@@ -4583,7 +4583,7 @@
                 <w:szCs w:val="28"/>
                 <w:rtl/>
               </w:rPr>
-              <w:t xml:space="preserve">اَلشِّتَاءُ</w:t>
+              <w:t xml:space="preserve">قُبَّعَةٌ</w:t>
             </w:r>
           </w:p>
         </w:tc>
@@ -4606,7 +4606,7 @@
           <w:sz w:val="20"/>
           <w:szCs w:val="20"/>
         </w:rPr>
-        <w:t xml:space="preserve">4.  Aşağıdaki soruya verilecek en uygun cevap hangisidir:  «لِمَاذَا تُحِبُّ الصَّيْفَ»</w:t>
+        <w:t xml:space="preserve">4.  Aşağıdaki soruya verilecek en uygun cevap hangisidir:  «أَيُّ لَوْنٍ تُحِبُّ؟»</w:t>
       </w:r>
     </w:p>
     <w:tbl>
@@ -4675,7 +4675,7 @@
                 <w:szCs w:val="28"/>
                 <w:rtl/>
               </w:rPr>
-              <w:t xml:space="preserve">لِأَنَّ الْجَوَّ جَمِيلٌ.</w:t>
+              <w:t xml:space="preserve">أُحِبُّ اللَّوْنَ الْأَزْرَقَ.</w:t>
             </w:r>
           </w:p>
         </w:tc>
@@ -4853,7 +4853,7 @@
           <w:sz w:val="20"/>
           <w:szCs w:val="20"/>
         </w:rPr>
-        <w:t xml:space="preserve">5.  Aşağıdaki tamlamalardan hangisi dil bilgisi bakımından doğrudur?</w:t>
+        <w:t xml:space="preserve">5.  Aşağıdaki cümlelerden hangisi dil bilgisi bakımından doğrudur?</w:t>
       </w:r>
     </w:p>
     <w:tbl>
@@ -4922,7 +4922,7 @@
                 <w:szCs w:val="28"/>
                 <w:rtl/>
               </w:rPr>
-              <w:t xml:space="preserve">اَلْجَوُّ بَارِدَةٌ</w:t>
+              <w:t xml:space="preserve">اَلْقُبَّعَةُ أَحْمَرُ</w:t>
             </w:r>
           </w:p>
         </w:tc>
@@ -4972,7 +4972,7 @@
                 <w:szCs w:val="28"/>
                 <w:rtl/>
               </w:rPr>
-              <w:t xml:space="preserve">اَلسَّمَاءُ صَافٍ</w:t>
+              <w:t xml:space="preserve">اَلْمِظَلَّةُ أَزْرَقُ</w:t>
             </w:r>
           </w:p>
         </w:tc>
@@ -5027,7 +5027,7 @@
                 <w:szCs w:val="28"/>
                 <w:rtl/>
               </w:rPr>
-              <w:t xml:space="preserve">اَلرِّيَاحُ شَدِيدٌ</w:t>
+              <w:t xml:space="preserve">اَلْجَوُّ بَارِدَةٌ</w:t>
             </w:r>
           </w:p>
         </w:tc>
@@ -5077,7 +5077,7 @@
                 <w:szCs w:val="28"/>
                 <w:rtl/>
               </w:rPr>
-              <w:t xml:space="preserve">اَلْجَوُّ بَارِدٌ</w:t>
+              <w:t xml:space="preserve">اَلْقَمِيصُ أَبْيَضُ</w:t>
             </w:r>
           </w:p>
         </w:tc>
@@ -5379,7 +5379,7 @@
                 <w:szCs w:val="28"/>
                 <w:rtl/>
               </w:rPr>
-              <w:t xml:space="preserve">يَنْزِلُ الثَّلْجُ فِي فَصْلِ الشِّتَاءِ.</w:t>
+              <w:t xml:space="preserve">أَلْبَسُ الْمِعْطَفَ فِي الْجَوِّ الْبَارِدِ.</w:t>
             </w:r>
           </w:p>
         </w:tc>
@@ -5505,7 +5505,7 @@
                 <w:szCs w:val="28"/>
                 <w:rtl/>
               </w:rPr>
-              <w:t xml:space="preserve">اَلْجَوُّ فِي الصَّيْفِ بَارِدٌ جِدًّا.</w:t>
+              <w:t xml:space="preserve">آخُذُ الْمِظَلَّةَ فِي الْجَوِّ الْمُشْمِسِ.</w:t>
             </w:r>
           </w:p>
         </w:tc>
@@ -5631,7 +5631,7 @@
                 <w:szCs w:val="28"/>
                 <w:rtl/>
               </w:rPr>
-              <w:t xml:space="preserve">اَلسَّنَةُ فِيهَا أَرْبَعَةُ فُصُولٍ.</w:t>
+              <w:t xml:space="preserve">اَلْقَمِيصُ مِنَ الْمَلَابِسِ.</w:t>
             </w:r>
           </w:p>
         </w:tc>
@@ -5757,7 +5757,7 @@
                 <w:szCs w:val="28"/>
                 <w:rtl/>
               </w:rPr>
-              <w:t xml:space="preserve">اَلشَّمْسُ تَطْلُعُ فِي الصَّبَاحِ.</w:t>
+              <w:t xml:space="preserve">اَلْحِذَاءُ يُلْبَسُ فِي الْقَدَمِ.</w:t>
             </w:r>
           </w:p>
         </w:tc>
@@ -5883,7 +5883,7 @@
                 <w:szCs w:val="28"/>
                 <w:rtl/>
               </w:rPr>
-              <w:t xml:space="preserve">اَلسَّمَاءُ صَافِيٌ الْيَوْمَ.</w:t>
+              <w:t xml:space="preserve">اَلْقُبَّعَةُ أَحْمَرُ.</w:t>
             </w:r>
           </w:p>
         </w:tc>
@@ -6188,7 +6188,7 @@
                 <w:szCs w:val="28"/>
                 <w:rtl/>
               </w:rPr>
-              <w:t xml:space="preserve">صَافِيَةٌ  ـ  اَلسَّمَاءُ</w:t>
+              <w:t xml:space="preserve">مُمْطِرٌ  ـ  اَلْجَوُّ  ـ  الْيَوْمَ</w:t>
             </w:r>
           </w:p>
         </w:tc>
@@ -6260,7 +6260,7 @@
                 <w:szCs w:val="28"/>
                 <w:rtl/>
               </w:rPr>
-              <w:t xml:space="preserve">فِي الشِّتَاءِ  ـ  اَلثَّلْجُ  ـ  يَنْزِلُ</w:t>
+              <w:t xml:space="preserve">الْمِعْطَفَ  ـ  أَلْبَسُ  ـ  أَنَا</w:t>
             </w:r>
           </w:p>
         </w:tc>
@@ -6332,7 +6332,7 @@
                 <w:szCs w:val="28"/>
                 <w:rtl/>
               </w:rPr>
-              <w:t xml:space="preserve">فَصْلَ الرَّبِيعِ  ـ  أُحِبُّ  ـ  أَنَا</w:t>
+              <w:t xml:space="preserve">الْأَزْرَقَ  ـ  اللَّوْنَ  ـ  أُحِبُّ</w:t>
             </w:r>
           </w:p>
         </w:tc>
@@ -6450,7 +6450,7 @@
           <w:sz w:val="21"/>
           <w:szCs w:val="21"/>
         </w:rPr>
-        <w:t xml:space="preserve">Yaşadığınız yerde bu hafta havanın nasıl olduğunu ve en sevdiğiniz mevsimi anlatan kısa bir metin yazınız.</w:t>
+        <w:t xml:space="preserve">Bu hafta havanın nasıl olduğunu ve havaya göre ne giydiğinizi anlatan kısa bir metin yazınız. Kıyafetlerinizin renklerinden de söz ediniz.</w:t>
       </w:r>
       <w:r>
         <w:rPr>
@@ -6556,7 +6556,7 @@
                 <w:szCs w:val="30"/>
                 <w:rtl/>
               </w:rPr>
-              <w:t xml:space="preserve">اَلْجَوُّ   —   حَارٌّ   —   بَارِدٌ   —   مُعْتَدِلٌ   —   اَلسَّمَاءُ   —   أُحِبُّ   —   لِأَنَّ   —   فَصْلٌ</w:t>
+              <w:t xml:space="preserve">اَلْجَوُّ   —   حَارٌّ   —   بَارِدٌ   —   مُمْطِرٌ   —   أَلْبَسُ   —   الْمِعْطَفَ   —   لَوْنُ</w:t>
             </w:r>
           </w:p>
         </w:tc>
@@ -7066,7 +7066,7 @@
                 <w:sz w:val="19"/>
                 <w:szCs w:val="19"/>
               </w:rPr>
-              <w:t xml:space="preserve">hava · yağmur · kar · rüzgârlar · güneş · bulut</w:t>
+              <w:t xml:space="preserve">hava · güneşli · yağmurlu · karlı · palto (mont) · şemsiye</w:t>
             </w:r>
           </w:p>
         </w:tc>
@@ -7160,7 +7160,7 @@
                 <w:szCs w:val="27"/>
                 <w:rtl/>
               </w:rPr>
-              <w:t xml:space="preserve">كَيْفَ الْجَوُّ الْيَوْمَ؟ · اَلْجَوُّ حَارٌّ. · اَلسَّمَاءُ صَافِيَةٌ.</w:t>
+              <w:t xml:space="preserve">كَيْفَ الْجَوُّ الْيَوْمَ؟ · اَلْجَوُّ حَارٌّ. · اَلْجَوُّ مُمْطِرٌ الْيَوْمَ.</w:t>
             </w:r>
           </w:p>
           <w:p>
@@ -7178,7 +7178,7 @@
                 <w:szCs w:val="27"/>
                 <w:rtl/>
               </w:rPr>
-              <w:t xml:space="preserve">اَلْجَوُّ حَارٌّ فِي فَصْلِ الصَّيْفِ. · أُحِبُّ الشِّتَاءَ. · لَا أُحِبُّ الْمَطَرَ.</w:t>
+              <w:t xml:space="preserve">أَنَا أَلْبَسُ الْمِعْطَفَ. · أَنَا آخُذُ الْمِظَلَّةَ. · مَا لَوْنُ الْقَمِيصِ؟</w:t>
             </w:r>
           </w:p>
         </w:tc>
@@ -7366,7 +7366,7 @@
                 <w:szCs w:val="27"/>
                 <w:rtl/>
               </w:rPr>
-              <w:t xml:space="preserve">اَلْجَوُّ ، صَافِيَةٌ ، الشِّتَاءِ ، الْمَطَرُ ،</w:t>
+              <w:t xml:space="preserve">اَلْجَوُّ ، مُمْطِرٌ ، مُشْمِسٌ ، الْمِعْطَفَ ،</w:t>
             </w:r>
           </w:p>
           <w:p>
@@ -7384,7 +7384,7 @@
                 <w:szCs w:val="27"/>
                 <w:rtl/>
               </w:rPr>
-              <w:t xml:space="preserve">مُعْتَدِلٌ ، الْفُصُولِ ، أُحِبُّ</w:t>
+              <w:t xml:space="preserve">الْمِظَلَّةَ ، لَوْنُ ، غَدًا</w:t>
             </w:r>
           </w:p>
         </w:tc>
@@ -7666,7 +7666,7 @@
                 <w:szCs w:val="27"/>
                 <w:rtl/>
               </w:rPr>
-              <w:t xml:space="preserve">اَلْجَوُّ الْيَوْمَ حَارٌّ. · اَلسَّمَاءُ صَافِيَةٌ.</w:t>
+              <w:t xml:space="preserve">اَلْجَوُّ الْيَوْمَ حَارٌّ. · اَلْجَوُّ مُمْطِرٌ الْيَوْمَ.</w:t>
             </w:r>
           </w:p>
           <w:p>
@@ -7684,7 +7684,7 @@
                 <w:szCs w:val="27"/>
                 <w:rtl/>
               </w:rPr>
-              <w:t xml:space="preserve">يَنْزِلُ الثَّلْجُ فِي الشِّتَاءِ. · أَنَا أُحِبُّ فَصْلَ الرَّبِيعِ.</w:t>
+              <w:t xml:space="preserve">أَنَا أَلْبَسُ الْمِعْطَفَ. · أُحِبُّ اللَّوْنَ الْأَزْرَقَ.</w:t>
             </w:r>
           </w:p>
           <w:p>
@@ -8014,7 +8014,7 @@
                 <w:sz w:val="19"/>
                 <w:szCs w:val="19"/>
               </w:rPr>
-              <w:t xml:space="preserve">Hava durumunu ve sevdiği mevsimi anlatan en az altı satırlık bir metin yazar.</w:t>
+              <w:t xml:space="preserve">Hava durumunu ve havaya uygun kıyafetini anlatan en az altı satırlık bir metin yazar.</w:t>
             </w:r>
           </w:p>
         </w:tc>
@@ -8107,7 +8107,7 @@
                 <w:sz w:val="19"/>
                 <w:szCs w:val="19"/>
               </w:rPr>
-              <w:t xml:space="preserve">Hava ve mevsimlerle ilgili sözcükleri bağlama uygun kullanır.</w:t>
+              <w:t xml:space="preserve">Hava, kıyafet ve renk sözcüklerini bağlama uygun kullanır.</w:t>
             </w:r>
           </w:p>
         </w:tc>
@@ -8200,7 +8200,7 @@
                 <w:sz w:val="19"/>
                 <w:szCs w:val="19"/>
               </w:rPr>
-              <w:t xml:space="preserve">İsim cümlesini ve sıfat uyumunu doğru kurar.</w:t>
+              <w:t xml:space="preserve">İsim cümlesini ve isim-renk uyumunu doğru kurar.</w:t>
             </w:r>
           </w:p>
         </w:tc>
@@ -8922,7 +8922,7 @@
                 <w:sz w:val="17"/>
                 <w:szCs w:val="17"/>
               </w:rPr>
-              <w:t xml:space="preserve">ARP.6.4.4.1 — Mevsim ve hava sözcüklerini karşılıklarıyla eşleştirir.</w:t>
+              <w:t xml:space="preserve">ARP.6.4.4.1 — Kıyafet ve renk sözcüklerini karşılıklarıyla eşleştirir.</w:t>
             </w:r>
           </w:p>
         </w:tc>
@@ -9047,7 +9047,7 @@
                 <w:sz w:val="17"/>
                 <w:szCs w:val="17"/>
               </w:rPr>
-              <w:t xml:space="preserve">ARP.6.4.3.1 — Hava durumu bildiren isim cümlelerini kurar.</w:t>
+              <w:t xml:space="preserve">ARP.6.4.3.1 — Hava ve kıyafet bildiren cümleleri kurar.</w:t>
             </w:r>
           </w:p>
         </w:tc>
@@ -9297,7 +9297,7 @@
                 <w:sz w:val="17"/>
                 <w:szCs w:val="17"/>
               </w:rPr>
-              <w:t xml:space="preserve">ARP.6.4.3.1 — İsim-sıfat uyumunu cümle düzeyinde denetler.</w:t>
+              <w:t xml:space="preserve">ARP.6.4.3.1 — İsim-renk uyumunu cümle düzeyinde denetler.</w:t>
             </w:r>
           </w:p>
         </w:tc>
@@ -9547,7 +9547,7 @@
                 <w:sz w:val="17"/>
                 <w:szCs w:val="17"/>
               </w:rPr>
-              <w:t xml:space="preserve">ARP.6.4.6.4 — Hava durumunu anlatan yazısını uygulamaya geçirir.</w:t>
+              <w:t xml:space="preserve">ARP.6.4.6.4 — Hava ve kıyafetini anlatan yazısını uygulamaya geçirir.</w:t>
             </w:r>
           </w:p>
         </w:tc>
